--- a/Documentazione/Legal/GDPR_Gap_Analysis.docx
+++ b/Documentazione/Legal/GDPR_Gap_Analysis.docx
@@ -1309,7 +1309,7 @@
                 <w:sz w:val="19"/>
                 <w:szCs w:val="19"/>
               </w:rPr>
-              <w:t xml:space="preserve">Da valutare: regione, DPA o dati anonimizzati</w:t>
+              <w:t xml:space="preserve">Risolto: copia anonimizzata (nessun dato personale né token), regione UE</w:t>
             </w:r>
           </w:p>
         </w:tc>
@@ -1521,7 +1521,7 @@
                 <w:sz w:val="19"/>
                 <w:szCs w:val="19"/>
               </w:rPr>
-              <w:t xml:space="preserve">Parziale: rubrica, impostazioni, MySupport non cifrati; clienti/progetti in parte</w:t>
+              <w:t xml:space="preserve">Risolto: tutte le tabelle con dati personali (regola per campo, verificata); in chiaro solo campi tecnici e numerici</w:t>
             </w:r>
           </w:p>
         </w:tc>
@@ -1575,6 +1575,112 @@
                 <w:sz w:val="19"/>
                 <w:szCs w:val="19"/>
               </w:rPr>
+              <w:t xml:space="preserve">Import da file poteva aggiornare righe dei colleghi</w:t>
+            </w:r>
+          </w:p>
+        </w:tc>
+        <w:tc>
+          <w:tcPr>
+            <w:tcW w:type="dxa" w:w="1060"/>
+            <w:tcMar>
+              <w:top w:type="dxa" w:w="60"/>
+              <w:left w:type="dxa" w:w="90"/>
+              <w:bottom w:type="dxa" w:w="60"/>
+              <w:right w:type="dxa" w:w="90"/>
+            </w:tcMar>
+          </w:tcPr>
+          <w:p>
+            <w:pPr>
+              <w:spacing w:after="40"/>
+            </w:pPr>
+            <w:r>
+              <w:rPr>
+                <w:rFonts w:ascii="Calibri" w:cs="Calibri" w:eastAsia="Calibri" w:hAnsi="Calibri"/>
+                <w:b w:val="false"/>
+                <w:bCs w:val="false"/>
+                <w:sz w:val="19"/>
+                <w:szCs w:val="19"/>
+              </w:rPr>
+              <w:t xml:space="preserve">Alta</w:t>
+            </w:r>
+          </w:p>
+        </w:tc>
+        <w:tc>
+          <w:tcPr>
+            <w:tcW w:type="dxa" w:w="3759"/>
+            <w:tcMar>
+              <w:top w:type="dxa" w:w="60"/>
+              <w:left w:type="dxa" w:w="90"/>
+              <w:bottom w:type="dxa" w:w="60"/>
+              <w:right w:type="dxa" w:w="90"/>
+            </w:tcMar>
+          </w:tcPr>
+          <w:p>
+            <w:pPr>
+              <w:spacing w:after="40"/>
+            </w:pPr>
+            <w:r>
+              <w:rPr>
+                <w:rFonts w:ascii="Calibri" w:cs="Calibri" w:eastAsia="Calibri" w:hAnsi="Calibri"/>
+                <w:b w:val="false"/>
+                <w:bCs w:val="false"/>
+                <w:sz w:val="19"/>
+                <w:szCs w:val="19"/>
+              </w:rPr>
+              <w:t xml:space="preserve">Risolto il 17/10/2026</w:t>
+            </w:r>
+          </w:p>
+        </w:tc>
+        <w:tc>
+          <w:tcPr>
+            <w:tcW w:type="dxa" w:w="1157"/>
+            <w:tcMar>
+              <w:top w:type="dxa" w:w="60"/>
+              <w:left w:type="dxa" w:w="90"/>
+              <w:bottom w:type="dxa" w:w="60"/>
+              <w:right w:type="dxa" w:w="90"/>
+            </w:tcMar>
+          </w:tcPr>
+          <w:p>
+            <w:pPr>
+              <w:spacing w:after="40"/>
+            </w:pPr>
+            <w:r>
+              <w:rPr>
+                <w:rFonts w:ascii="Calibri" w:cs="Calibri" w:eastAsia="Calibri" w:hAnsi="Calibri"/>
+                <w:b w:val="false"/>
+                <w:bCs w:val="false"/>
+                <w:sz w:val="19"/>
+                <w:szCs w:val="19"/>
+              </w:rPr>
+              <w:t xml:space="preserve">Art. 32</w:t>
+            </w:r>
+          </w:p>
+        </w:tc>
+      </w:tr>
+      <w:tr>
+        <w:tc>
+          <w:tcPr>
+            <w:tcW w:type="dxa" w:w="3662"/>
+            <w:tcMar>
+              <w:top w:type="dxa" w:w="60"/>
+              <w:left w:type="dxa" w:w="90"/>
+              <w:bottom w:type="dxa" w:w="60"/>
+              <w:right w:type="dxa" w:w="90"/>
+            </w:tcMar>
+          </w:tcPr>
+          <w:p>
+            <w:pPr>
+              <w:spacing w:after="40"/>
+            </w:pPr>
+            <w:r>
+              <w:rPr>
+                <w:rFonts w:ascii="Calibri" w:cs="Calibri" w:eastAsia="Calibri" w:hAnsi="Calibri"/>
+                <w:b w:val="false"/>
+                <w:bCs w:val="false"/>
+                <w:sz w:val="19"/>
+                <w:szCs w:val="19"/>
+              </w:rPr>
               <w:t xml:space="preserve">Chiavi di cifratura esposte (screenshot, ottobre 2026)</w:t>
             </w:r>
           </w:p>
@@ -1627,7 +1733,7 @@
                 <w:sz w:val="19"/>
                 <w:szCs w:val="19"/>
               </w:rPr>
-              <w:t xml:space="preserve">Da completare: rotazione con ricifratura</w:t>
+              <w:t xml:space="preserve">Risolto: chiavi ruotate e dati ricifrati (verificato il 17/10/2026)</w:t>
             </w:r>
           </w:p>
         </w:tc>
@@ -2319,246 +2425,6 @@
                 <w:szCs w:val="19"/>
               </w:rPr>
               <w:t xml:space="preserve">[Titolare]</w:t>
-            </w:r>
-          </w:p>
-        </w:tc>
-      </w:tr>
-      <w:tr>
-        <w:tc>
-          <w:tcPr>
-            <w:tcW w:type="dxa" w:w="5976"/>
-            <w:tcMar>
-              <w:top w:type="dxa" w:w="60"/>
-              <w:left w:type="dxa" w:w="90"/>
-              <w:bottom w:type="dxa" w:w="60"/>
-              <w:right w:type="dxa" w:w="90"/>
-            </w:tcMar>
-          </w:tcPr>
-          <w:p>
-            <w:pPr>
-              <w:spacing w:after="40"/>
-            </w:pPr>
-            <w:r>
-              <w:rPr>
-                <w:rFonts w:ascii="Calibri" w:cs="Calibri" w:eastAsia="Calibri" w:hAnsi="Calibri"/>
-                <w:b w:val="false"/>
-                <w:bCs w:val="false"/>
-                <w:sz w:val="19"/>
-                <w:szCs w:val="19"/>
-              </w:rPr>
-              <w:t xml:space="preserve">Decidere sullo staging Neon (regione UE + DPA, oppure dati anonimizzati)</w:t>
-            </w:r>
-          </w:p>
-        </w:tc>
-        <w:tc>
-          <w:tcPr>
-            <w:tcW w:type="dxa" w:w="1253"/>
-            <w:tcMar>
-              <w:top w:type="dxa" w:w="60"/>
-              <w:left w:type="dxa" w:w="90"/>
-              <w:bottom w:type="dxa" w:w="60"/>
-              <w:right w:type="dxa" w:w="90"/>
-            </w:tcMar>
-          </w:tcPr>
-          <w:p>
-            <w:pPr>
-              <w:spacing w:after="40"/>
-            </w:pPr>
-            <w:r>
-              <w:rPr>
-                <w:rFonts w:ascii="Calibri" w:cs="Calibri" w:eastAsia="Calibri" w:hAnsi="Calibri"/>
-                <w:b w:val="false"/>
-                <w:bCs w:val="false"/>
-                <w:sz w:val="19"/>
-                <w:szCs w:val="19"/>
-              </w:rPr>
-              <w:t xml:space="preserve">Alta</w:t>
-            </w:r>
-          </w:p>
-        </w:tc>
-        <w:tc>
-          <w:tcPr>
-            <w:tcW w:type="dxa" w:w="2409"/>
-            <w:tcMar>
-              <w:top w:type="dxa" w:w="60"/>
-              <w:left w:type="dxa" w:w="90"/>
-              <w:bottom w:type="dxa" w:w="60"/>
-              <w:right w:type="dxa" w:w="90"/>
-            </w:tcMar>
-          </w:tcPr>
-          <w:p>
-            <w:pPr>
-              <w:spacing w:after="40"/>
-            </w:pPr>
-            <w:r>
-              <w:rPr>
-                <w:rFonts w:ascii="Calibri" w:cs="Calibri" w:eastAsia="Calibri" w:hAnsi="Calibri"/>
-                <w:b w:val="false"/>
-                <w:bCs w:val="false"/>
-                <w:sz w:val="19"/>
-                <w:szCs w:val="19"/>
-              </w:rPr>
-              <w:t xml:space="preserve">[Titolare / IT]</w:t>
-            </w:r>
-          </w:p>
-        </w:tc>
-      </w:tr>
-      <w:tr>
-        <w:tc>
-          <w:tcPr>
-            <w:tcW w:type="dxa" w:w="5976"/>
-            <w:tcMar>
-              <w:top w:type="dxa" w:w="60"/>
-              <w:left w:type="dxa" w:w="90"/>
-              <w:bottom w:type="dxa" w:w="60"/>
-              <w:right w:type="dxa" w:w="90"/>
-            </w:tcMar>
-          </w:tcPr>
-          <w:p>
-            <w:pPr>
-              <w:spacing w:after="40"/>
-            </w:pPr>
-            <w:r>
-              <w:rPr>
-                <w:rFonts w:ascii="Calibri" w:cs="Calibri" w:eastAsia="Calibri" w:hAnsi="Calibri"/>
-                <w:b w:val="false"/>
-                <w:bCs w:val="false"/>
-                <w:sz w:val="19"/>
-                <w:szCs w:val="19"/>
-              </w:rPr>
-              <w:t xml:space="preserve">Ruotare le chiavi di cifratura e ricifrare i dati</w:t>
-            </w:r>
-          </w:p>
-        </w:tc>
-        <w:tc>
-          <w:tcPr>
-            <w:tcW w:type="dxa" w:w="1253"/>
-            <w:tcMar>
-              <w:top w:type="dxa" w:w="60"/>
-              <w:left w:type="dxa" w:w="90"/>
-              <w:bottom w:type="dxa" w:w="60"/>
-              <w:right w:type="dxa" w:w="90"/>
-            </w:tcMar>
-          </w:tcPr>
-          <w:p>
-            <w:pPr>
-              <w:spacing w:after="40"/>
-            </w:pPr>
-            <w:r>
-              <w:rPr>
-                <w:rFonts w:ascii="Calibri" w:cs="Calibri" w:eastAsia="Calibri" w:hAnsi="Calibri"/>
-                <w:b w:val="false"/>
-                <w:bCs w:val="false"/>
-                <w:sz w:val="19"/>
-                <w:szCs w:val="19"/>
-              </w:rPr>
-              <w:t xml:space="preserve">Alta</w:t>
-            </w:r>
-          </w:p>
-        </w:tc>
-        <w:tc>
-          <w:tcPr>
-            <w:tcW w:type="dxa" w:w="2409"/>
-            <w:tcMar>
-              <w:top w:type="dxa" w:w="60"/>
-              <w:left w:type="dxa" w:w="90"/>
-              <w:bottom w:type="dxa" w:w="60"/>
-              <w:right w:type="dxa" w:w="90"/>
-            </w:tcMar>
-          </w:tcPr>
-          <w:p>
-            <w:pPr>
-              <w:spacing w:after="40"/>
-            </w:pPr>
-            <w:r>
-              <w:rPr>
-                <w:rFonts w:ascii="Calibri" w:cs="Calibri" w:eastAsia="Calibri" w:hAnsi="Calibri"/>
-                <w:b w:val="false"/>
-                <w:bCs w:val="false"/>
-                <w:sz w:val="19"/>
-                <w:szCs w:val="19"/>
-              </w:rPr>
-              <w:t xml:space="preserve">[IT]</w:t>
-            </w:r>
-          </w:p>
-        </w:tc>
-      </w:tr>
-      <w:tr>
-        <w:tc>
-          <w:tcPr>
-            <w:tcW w:type="dxa" w:w="5976"/>
-            <w:tcMar>
-              <w:top w:type="dxa" w:w="60"/>
-              <w:left w:type="dxa" w:w="90"/>
-              <w:bottom w:type="dxa" w:w="60"/>
-              <w:right w:type="dxa" w:w="90"/>
-            </w:tcMar>
-          </w:tcPr>
-          <w:p>
-            <w:pPr>
-              <w:spacing w:after="40"/>
-            </w:pPr>
-            <w:r>
-              <w:rPr>
-                <w:rFonts w:ascii="Calibri" w:cs="Calibri" w:eastAsia="Calibri" w:hAnsi="Calibri"/>
-                <w:b w:val="false"/>
-                <w:bCs w:val="false"/>
-                <w:sz w:val="19"/>
-                <w:szCs w:val="19"/>
-              </w:rPr>
-              <w:t xml:space="preserve">Completare la cifratura di rubrica, impostazioni, MySupport, clienti e progetti</w:t>
-            </w:r>
-          </w:p>
-        </w:tc>
-        <w:tc>
-          <w:tcPr>
-            <w:tcW w:type="dxa" w:w="1253"/>
-            <w:tcMar>
-              <w:top w:type="dxa" w:w="60"/>
-              <w:left w:type="dxa" w:w="90"/>
-              <w:bottom w:type="dxa" w:w="60"/>
-              <w:right w:type="dxa" w:w="90"/>
-            </w:tcMar>
-          </w:tcPr>
-          <w:p>
-            <w:pPr>
-              <w:spacing w:after="40"/>
-            </w:pPr>
-            <w:r>
-              <w:rPr>
-                <w:rFonts w:ascii="Calibri" w:cs="Calibri" w:eastAsia="Calibri" w:hAnsi="Calibri"/>
-                <w:b w:val="false"/>
-                <w:bCs w:val="false"/>
-                <w:sz w:val="19"/>
-                <w:szCs w:val="19"/>
-              </w:rPr>
-              <w:t xml:space="preserve">Alta</w:t>
-            </w:r>
-          </w:p>
-        </w:tc>
-        <w:tc>
-          <w:tcPr>
-            <w:tcW w:type="dxa" w:w="2409"/>
-            <w:tcMar>
-              <w:top w:type="dxa" w:w="60"/>
-              <w:left w:type="dxa" w:w="90"/>
-              <w:bottom w:type="dxa" w:w="60"/>
-              <w:right w:type="dxa" w:w="90"/>
-            </w:tcMar>
-          </w:tcPr>
-          <w:p>
-            <w:pPr>
-              <w:spacing w:after="40"/>
-            </w:pPr>
-            <w:r>
-              <w:rPr>
-                <w:rFonts w:ascii="Calibri" w:cs="Calibri" w:eastAsia="Calibri" w:hAnsi="Calibri"/>
-                <w:b w:val="false"/>
-                <w:bCs w:val="false"/>
-                <w:sz w:val="19"/>
-                <w:szCs w:val="19"/>
-              </w:rPr>
-              <w:t xml:space="preserve">[IT]</w:t>
             </w:r>
           </w:p>
         </w:tc>

--- a/Documentazione/Legal/GDPR_Gap_Analysis.docx
+++ b/Documentazione/Legal/GDPR_Gap_Analysis.docx
@@ -125,7 +125,7 @@
           <w:sz w:val="21"/>
           <w:szCs w:val="21"/>
         </w:rPr>
-        <w:t xml:space="preserve">Rispetto alla versione di agosto 2026 la piattaforma è stata trasferita su Oracle Cloud in Italia (non più Render e Neon in produzione) e la sicurezza applicativa è stata rafforzata con due revisioni (8 e 17 ottobre). Restano da completare soprattutto adempimenti organizzativi (accordi con i fornitori, informativa, registro e DPIA definitivi) e alcuni interventi tecnici (cifratura completa, rotazione delle chiavi, conservazione automatica dei dati applicativi).</w:t>
+        <w:t xml:space="preserve">La piattaforma è ospitata su Oracle Cloud in Italia e la sicurezza applicativa è stata rafforzata con tre revisioni (8 e 17 ottobre, quest'ultima con oltre 60 problemi corretti). Al 17 ottobre 2026 i punti tecnici sono chiusi; per gli adempimenti organizzativi sono pronte le bozze (informativa, avviso ai partecipanti, elenco dei sub-responsabili, procedura per gli interessati). Restano da fare le firme, le validazioni del DPO e due scelte del titolare: la conservazione delle trascrizioni e il servizio di invio delle email.</w:t>
       </w:r>
     </w:p>
     <w:p>
@@ -355,7 +355,7 @@
                 <w:sz w:val="19"/>
                 <w:szCs w:val="19"/>
               </w:rPr>
-              <w:t xml:space="preserve">Risolto: solo amministratore, spento in produzione con doppio blocco</w:t>
+              <w:t xml:space="preserve">Risolto: solo amministratore, spento sul server di produzione</w:t>
             </w:r>
           </w:p>
         </w:tc>
@@ -409,7 +409,7 @@
                 <w:sz w:val="19"/>
                 <w:szCs w:val="19"/>
               </w:rPr>
-              <w:t xml:space="preserve">Utenti della stessa azienda potevano leggere/modificare i dati dei colleghi tramite le API generiche</w:t>
+              <w:t xml:space="preserve">Utenti della stessa azienda potevano leggere/modificare i dati dei colleghi</w:t>
             </w:r>
           </w:p>
         </w:tc>
@@ -461,7 +461,7 @@
                 <w:sz w:val="19"/>
                 <w:szCs w:val="19"/>
               </w:rPr>
-              <w:t xml:space="preserve">Risolto il 17/10/2026</w:t>
+              <w:t xml:space="preserve">Risolto (API generiche, griglie, elenchi collegati, campi configurabili, import)</w:t>
             </w:r>
           </w:p>
         </w:tc>
@@ -515,7 +515,7 @@
                 <w:sz w:val="19"/>
                 <w:szCs w:val="19"/>
               </w:rPr>
-              <w:t xml:space="preserve">Token di sessione leggibile da JavaScript (localStorage)</w:t>
+              <w:t xml:space="preserve">Campi configurabili verso tabelle di sistema (lettura tra aziende)</w:t>
             </w:r>
           </w:p>
         </w:tc>
@@ -541,7 +541,7 @@
                 <w:sz w:val="19"/>
                 <w:szCs w:val="19"/>
               </w:rPr>
-              <w:t xml:space="preserve">Media</w:t>
+              <w:t xml:space="preserve">Alta</w:t>
             </w:r>
           </w:p>
         </w:tc>
@@ -567,7 +567,7 @@
                 <w:sz w:val="19"/>
                 <w:szCs w:val="19"/>
               </w:rPr>
-              <w:t xml:space="preserve">Risolto: cookie HttpOnly, revoca, scadenza per inattività</w:t>
+              <w:t xml:space="preserve">Risolto il 17/10/2026: solo tabelle ammesse</w:t>
             </w:r>
           </w:p>
         </w:tc>
@@ -621,7 +621,7 @@
                 <w:sz w:val="19"/>
                 <w:szCs w:val="19"/>
               </w:rPr>
-              <w:t xml:space="preserve">Script inline ammessi dalla CSP</w:t>
+              <w:t xml:space="preserve">Trascrizione di un collega ottenibile copiando titolo e ora della riunione</w:t>
             </w:r>
           </w:p>
         </w:tc>
@@ -647,7 +647,7 @@
                 <w:sz w:val="19"/>
                 <w:szCs w:val="19"/>
               </w:rPr>
-              <w:t xml:space="preserve">Media</w:t>
+              <w:t xml:space="preserve">Alta</w:t>
             </w:r>
           </w:p>
         </w:tc>
@@ -673,7 +673,7 @@
                 <w:sz w:val="19"/>
                 <w:szCs w:val="19"/>
               </w:rPr>
-              <w:t xml:space="preserve">Risolto: ammessi solo script con impronta SHA-256</w:t>
+              <w:t xml:space="preserve">Risolto: condivisione solo se la riunione è nel calendario dell'utente</w:t>
             </w:r>
           </w:p>
         </w:tc>
@@ -699,7 +699,7 @@
                 <w:sz w:val="19"/>
                 <w:szCs w:val="19"/>
               </w:rPr>
-              <w:t xml:space="preserve">Art. 32</w:t>
+              <w:t xml:space="preserve">Art. 32 / 5.1.f</w:t>
             </w:r>
           </w:p>
         </w:tc>
@@ -727,7 +727,7 @@
                 <w:sz w:val="19"/>
                 <w:szCs w:val="19"/>
               </w:rPr>
-              <w:t xml:space="preserve">Brute-force sul login</w:t>
+              <w:t xml:space="preserve">Cifratura disattivabile dal browser</w:t>
             </w:r>
           </w:p>
         </w:tc>
@@ -753,7 +753,7 @@
                 <w:sz w:val="19"/>
                 <w:szCs w:val="19"/>
               </w:rPr>
-              <w:t xml:space="preserve">Media</w:t>
+              <w:t xml:space="preserve">Alta</w:t>
             </w:r>
           </w:p>
         </w:tc>
@@ -779,7 +779,7 @@
                 <w:sz w:val="19"/>
                 <w:szCs w:val="19"/>
               </w:rPr>
-              <w:t xml:space="preserve">Risolto: limiti per IP e per account</w:t>
+              <w:t xml:space="preserve">Risolto: decide sempre il server</w:t>
             </w:r>
           </w:p>
         </w:tc>
@@ -833,7 +833,7 @@
                 <w:sz w:val="19"/>
                 <w:szCs w:val="19"/>
               </w:rPr>
-              <w:t xml:space="preserve">Enumerazione degli account</w:t>
+              <w:t xml:space="preserve">Token di sessione leggibile da JavaScript</w:t>
             </w:r>
           </w:p>
         </w:tc>
@@ -859,7 +859,7 @@
                 <w:sz w:val="19"/>
                 <w:szCs w:val="19"/>
               </w:rPr>
-              <w:t xml:space="preserve">Bassa</w:t>
+              <w:t xml:space="preserve">Media</w:t>
             </w:r>
           </w:p>
         </w:tc>
@@ -885,7 +885,7 @@
                 <w:sz w:val="19"/>
                 <w:szCs w:val="19"/>
               </w:rPr>
-              <w:t xml:space="preserve">Risolto: risposte identiche</w:t>
+              <w:t xml:space="preserve">Risolto: cookie HttpOnly, revoca, scadenza per inattività</w:t>
             </w:r>
           </w:p>
         </w:tc>
@@ -939,7 +939,7 @@
                 <w:sz w:val="19"/>
                 <w:szCs w:val="19"/>
               </w:rPr>
-              <w:t xml:space="preserve">Diritti dell'interessato (accesso, cancellazione, portabilità)</w:t>
+              <w:t xml:space="preserve">Script inline e link «javascript:» nelle pagine (XSS)</w:t>
             </w:r>
           </w:p>
         </w:tc>
@@ -965,7 +965,7 @@
                 <w:sz w:val="19"/>
                 <w:szCs w:val="19"/>
               </w:rPr>
-              <w:t xml:space="preserve">Alta</w:t>
+              <w:t xml:space="preserve">Media</w:t>
             </w:r>
           </w:p>
         </w:tc>
@@ -991,7 +991,7 @@
                 <w:sz w:val="19"/>
                 <w:szCs w:val="19"/>
               </w:rPr>
-              <w:t xml:space="preserve">Gestiti su richiesta via email (export e auto-cancellazione rimossi dall'app): serve procedura scritta con tempi (30 giorni)</w:t>
+              <w:t xml:space="preserve">Risolto: CSP con impronte, escape dei dati e controllo dei link</w:t>
             </w:r>
           </w:p>
         </w:tc>
@@ -1017,7 +1017,7 @@
                 <w:sz w:val="19"/>
                 <w:szCs w:val="19"/>
               </w:rPr>
-              <w:t xml:space="preserve">Art. 12-20</w:t>
+              <w:t xml:space="preserve">Art. 32</w:t>
             </w:r>
           </w:p>
         </w:tc>
@@ -1045,7 +1045,7 @@
                 <w:sz w:val="19"/>
                 <w:szCs w:val="19"/>
               </w:rPr>
-              <w:t xml:space="preserve">Informativa privacy completa</w:t>
+              <w:t xml:space="preserve">Brute-force sul login ed enumerazione degli account</w:t>
             </w:r>
           </w:p>
         </w:tc>
@@ -1071,7 +1071,7 @@
                 <w:sz w:val="19"/>
                 <w:szCs w:val="19"/>
               </w:rPr>
-              <w:t xml:space="preserve">Alta</w:t>
+              <w:t xml:space="preserve">Media</w:t>
             </w:r>
           </w:p>
         </w:tc>
@@ -1097,7 +1097,7 @@
                 <w:sz w:val="19"/>
                 <w:szCs w:val="19"/>
               </w:rPr>
-              <w:t xml:space="preserve">Da completare (pagina privacy.html presente)</w:t>
+              <w:t xml:space="preserve">Risolto: limiti per IP e per account, risposte identiche</w:t>
             </w:r>
           </w:p>
         </w:tc>
@@ -1123,7 +1123,7 @@
                 <w:sz w:val="19"/>
                 <w:szCs w:val="19"/>
               </w:rPr>
-              <w:t xml:space="preserve">Art. 13/14</w:t>
+              <w:t xml:space="preserve">Art. 32</w:t>
             </w:r>
           </w:p>
         </w:tc>
@@ -1151,7 +1151,7 @@
                 <w:sz w:val="19"/>
                 <w:szCs w:val="19"/>
               </w:rPr>
-              <w:t xml:space="preserve">DPA con i fornitori e trasferimenti extra-UE</w:t>
+              <w:t xml:space="preserve">Login Microsoft basato sul campo email modificabile</w:t>
             </w:r>
           </w:p>
         </w:tc>
@@ -1177,7 +1177,7 @@
                 <w:sz w:val="19"/>
                 <w:szCs w:val="19"/>
               </w:rPr>
-              <w:t xml:space="preserve">Alta</w:t>
+              <w:t xml:space="preserve">Media</w:t>
             </w:r>
           </w:p>
         </w:tc>
@@ -1203,7 +1203,7 @@
                 <w:sz w:val="19"/>
                 <w:szCs w:val="19"/>
               </w:rPr>
-              <w:t xml:space="preserve">Da completare (vedi elenco fornitori)</w:t>
+              <w:t xml:space="preserve">Risolto: account legato all'identificativo Microsoft (oid)</w:t>
             </w:r>
           </w:p>
         </w:tc>
@@ -1229,7 +1229,7 @@
                 <w:sz w:val="19"/>
                 <w:szCs w:val="19"/>
               </w:rPr>
-              <w:t xml:space="preserve">Art. 28 / 44-49</w:t>
+              <w:t xml:space="preserve">Art. 32</w:t>
             </w:r>
           </w:p>
         </w:tc>
@@ -1257,7 +1257,7 @@
                 <w:sz w:val="19"/>
                 <w:szCs w:val="19"/>
               </w:rPr>
-              <w:t xml:space="preserve">Staging Neon con dati reali</w:t>
+              <w:t xml:space="preserve">Email di registrazione usabili per phishing</w:t>
             </w:r>
           </w:p>
         </w:tc>
@@ -1283,7 +1283,7 @@
                 <w:sz w:val="19"/>
                 <w:szCs w:val="19"/>
               </w:rPr>
-              <w:t xml:space="preserve">Alta</w:t>
+              <w:t xml:space="preserve">Media</w:t>
             </w:r>
           </w:p>
         </w:tc>
@@ -1309,7 +1309,7 @@
                 <w:sz w:val="19"/>
                 <w:szCs w:val="19"/>
               </w:rPr>
-              <w:t xml:space="preserve">Risolto: copia anonimizzata (nessun dato personale né token), regione UE</w:t>
+              <w:t xml:space="preserve">Risolto: nome filtrato e validato</w:t>
             </w:r>
           </w:p>
         </w:tc>
@@ -1335,7 +1335,7 @@
                 <w:sz w:val="19"/>
                 <w:szCs w:val="19"/>
               </w:rPr>
-              <w:t xml:space="preserve">Art. 28 / 44</w:t>
+              <w:t xml:space="preserve">Art. 32</w:t>
             </w:r>
           </w:p>
         </w:tc>
@@ -1363,7 +1363,7 @@
                 <w:sz w:val="19"/>
                 <w:szCs w:val="19"/>
               </w:rPr>
-              <w:t xml:space="preserve">Trascrizioni e AI: base giuridica, consenso dei partecipanti, DPIA</w:t>
+              <w:t xml:space="preserve">Staging con dati reali</w:t>
             </w:r>
           </w:p>
         </w:tc>
@@ -1415,7 +1415,7 @@
                 <w:sz w:val="19"/>
                 <w:szCs w:val="19"/>
               </w:rPr>
-              <w:t xml:space="preserve">Parziale: trascrizione sul server Projexa; DPIA aggiornata da validare</w:t>
+              <w:t xml:space="preserve">Risolto: copia anonimizzata, regione UE</w:t>
             </w:r>
           </w:p>
         </w:tc>
@@ -1441,7 +1441,7 @@
                 <w:sz w:val="19"/>
                 <w:szCs w:val="19"/>
               </w:rPr>
-              <w:t xml:space="preserve">Art. 6 / 35</w:t>
+              <w:t xml:space="preserve">Art. 28 / 44</w:t>
             </w:r>
           </w:p>
         </w:tc>
@@ -1521,7 +1521,7 @@
                 <w:sz w:val="19"/>
                 <w:szCs w:val="19"/>
               </w:rPr>
-              <w:t xml:space="preserve">Risolto: tutte le tabelle con dati personali (regola per campo, verificata); in chiaro solo campi tecnici e numerici</w:t>
+              <w:t xml:space="preserve">Risolto: tutte le tabelle con dati personali</w:t>
             </w:r>
           </w:p>
         </w:tc>
@@ -1575,7 +1575,7 @@
                 <w:sz w:val="19"/>
                 <w:szCs w:val="19"/>
               </w:rPr>
-              <w:t xml:space="preserve">Import da file poteva aggiornare righe dei colleghi</w:t>
+              <w:t xml:space="preserve">Chiavi di cifratura esposte (ottobre 2026)</w:t>
             </w:r>
           </w:p>
         </w:tc>
@@ -1627,7 +1627,7 @@
                 <w:sz w:val="19"/>
                 <w:szCs w:val="19"/>
               </w:rPr>
-              <w:t xml:space="preserve">Risolto il 17/10/2026</w:t>
+              <w:t xml:space="preserve">Risolto: chiavi ruotate e dati ricifrati</w:t>
             </w:r>
           </w:p>
         </w:tc>
@@ -1653,7 +1653,7 @@
                 <w:sz w:val="19"/>
                 <w:szCs w:val="19"/>
               </w:rPr>
-              <w:t xml:space="preserve">Art. 32</w:t>
+              <w:t xml:space="preserve">Art. 32 / 33</w:t>
             </w:r>
           </w:p>
         </w:tc>
@@ -1681,7 +1681,7 @@
                 <w:sz w:val="19"/>
                 <w:szCs w:val="19"/>
               </w:rPr>
-              <w:t xml:space="preserve">Chiavi di cifratura esposte (screenshot, ottobre 2026)</w:t>
+              <w:t xml:space="preserve">Informativa privacy completa</w:t>
             </w:r>
           </w:p>
         </w:tc>
@@ -1733,7 +1733,7 @@
                 <w:sz w:val="19"/>
                 <w:szCs w:val="19"/>
               </w:rPr>
-              <w:t xml:space="preserve">Risolto: chiavi ruotate e dati ricifrati (verificato il 17/10/2026)</w:t>
+              <w:t xml:space="preserve">Bozza pronta (Informativa_Privacy.docx): da compilare con i dati del titolare, validare e pubblicare in privacy.html</w:t>
             </w:r>
           </w:p>
         </w:tc>
@@ -1759,7 +1759,7 @@
                 <w:sz w:val="19"/>
                 <w:szCs w:val="19"/>
               </w:rPr>
-              <w:t xml:space="preserve">Art. 32 / 33</w:t>
+              <w:t xml:space="preserve">Art. 13/14</w:t>
             </w:r>
           </w:p>
         </w:tc>
@@ -1787,7 +1787,7 @@
                 <w:sz w:val="19"/>
                 <w:szCs w:val="19"/>
               </w:rPr>
-              <w:t xml:space="preserve">Conservazione automatica dei dati applicativi</w:t>
+              <w:t xml:space="preserve">Trascrizioni: informazione ai partecipanti</w:t>
             </w:r>
           </w:p>
         </w:tc>
@@ -1813,7 +1813,7 @@
                 <w:sz w:val="19"/>
                 <w:szCs w:val="19"/>
               </w:rPr>
-              <w:t xml:space="preserve">Media</w:t>
+              <w:t xml:space="preserve">Alta</w:t>
             </w:r>
           </w:p>
         </w:tc>
@@ -1839,7 +1839,7 @@
                 <w:sz w:val="19"/>
                 <w:szCs w:val="19"/>
               </w:rPr>
-              <w:t xml:space="preserve">Parziale: automatica per log (12/24 mesi), backup (30 gg/12 mesi), audio (cancellato dopo la trascrizione)</w:t>
+              <w:t xml:space="preserve">Bozza pronta (Avviso_Partecipanti_Riunioni.docx): da adottare come prassi</w:t>
             </w:r>
           </w:p>
         </w:tc>
@@ -1865,7 +1865,7 @@
                 <w:sz w:val="19"/>
                 <w:szCs w:val="19"/>
               </w:rPr>
-              <w:t xml:space="preserve">Art. 5.1.e</w:t>
+              <w:t xml:space="preserve">Art. 6 / 13 / 14</w:t>
             </w:r>
           </w:p>
         </w:tc>
@@ -1893,7 +1893,7 @@
                 <w:sz w:val="19"/>
                 <w:szCs w:val="19"/>
               </w:rPr>
-              <w:t xml:space="preserve">Registro dei trattamenti (RoPA)</w:t>
+              <w:t xml:space="preserve">DPA con i fornitori e trasferimenti extra-UE</w:t>
             </w:r>
           </w:p>
         </w:tc>
@@ -1919,6 +1919,218 @@
                 <w:sz w:val="19"/>
                 <w:szCs w:val="19"/>
               </w:rPr>
+              <w:t xml:space="preserve">Alta</w:t>
+            </w:r>
+          </w:p>
+        </w:tc>
+        <w:tc>
+          <w:tcPr>
+            <w:tcW w:type="dxa" w:w="3759"/>
+            <w:tcMar>
+              <w:top w:type="dxa" w:w="60"/>
+              <w:left w:type="dxa" w:w="90"/>
+              <w:bottom w:type="dxa" w:w="60"/>
+              <w:right w:type="dxa" w:w="90"/>
+            </w:tcMar>
+          </w:tcPr>
+          <w:p>
+            <w:pPr>
+              <w:spacing w:after="40"/>
+            </w:pPr>
+            <w:r>
+              <w:rPr>
+                <w:rFonts w:ascii="Calibri" w:cs="Calibri" w:eastAsia="Calibri" w:hAnsi="Calibri"/>
+                <w:b w:val="false"/>
+                <w:bCs w:val="false"/>
+                <w:sz w:val="19"/>
+                <w:szCs w:val="19"/>
+              </w:rPr>
+              <w:t xml:space="preserve">Elenco pronto (Sub-responsabili_e_Trasferimenti.docx): accordi da accettare/archiviare; Gmail gratuito da sostituire</w:t>
+            </w:r>
+          </w:p>
+        </w:tc>
+        <w:tc>
+          <w:tcPr>
+            <w:tcW w:type="dxa" w:w="1157"/>
+            <w:tcMar>
+              <w:top w:type="dxa" w:w="60"/>
+              <w:left w:type="dxa" w:w="90"/>
+              <w:bottom w:type="dxa" w:w="60"/>
+              <w:right w:type="dxa" w:w="90"/>
+            </w:tcMar>
+          </w:tcPr>
+          <w:p>
+            <w:pPr>
+              <w:spacing w:after="40"/>
+            </w:pPr>
+            <w:r>
+              <w:rPr>
+                <w:rFonts w:ascii="Calibri" w:cs="Calibri" w:eastAsia="Calibri" w:hAnsi="Calibri"/>
+                <w:b w:val="false"/>
+                <w:bCs w:val="false"/>
+                <w:sz w:val="19"/>
+                <w:szCs w:val="19"/>
+              </w:rPr>
+              <w:t xml:space="preserve">Art. 28 / 44-49</w:t>
+            </w:r>
+          </w:p>
+        </w:tc>
+      </w:tr>
+      <w:tr>
+        <w:tc>
+          <w:tcPr>
+            <w:tcW w:type="dxa" w:w="3662"/>
+            <w:tcMar>
+              <w:top w:type="dxa" w:w="60"/>
+              <w:left w:type="dxa" w:w="90"/>
+              <w:bottom w:type="dxa" w:w="60"/>
+              <w:right w:type="dxa" w:w="90"/>
+            </w:tcMar>
+          </w:tcPr>
+          <w:p>
+            <w:pPr>
+              <w:spacing w:after="40"/>
+            </w:pPr>
+            <w:r>
+              <w:rPr>
+                <w:rFonts w:ascii="Calibri" w:cs="Calibri" w:eastAsia="Calibri" w:hAnsi="Calibri"/>
+                <w:b w:val="false"/>
+                <w:bCs w:val="false"/>
+                <w:sz w:val="19"/>
+                <w:szCs w:val="19"/>
+              </w:rPr>
+              <w:t xml:space="preserve">Diritti dell'interessato</w:t>
+            </w:r>
+          </w:p>
+        </w:tc>
+        <w:tc>
+          <w:tcPr>
+            <w:tcW w:type="dxa" w:w="1060"/>
+            <w:tcMar>
+              <w:top w:type="dxa" w:w="60"/>
+              <w:left w:type="dxa" w:w="90"/>
+              <w:bottom w:type="dxa" w:w="60"/>
+              <w:right w:type="dxa" w:w="90"/>
+            </w:tcMar>
+          </w:tcPr>
+          <w:p>
+            <w:pPr>
+              <w:spacing w:after="40"/>
+            </w:pPr>
+            <w:r>
+              <w:rPr>
+                <w:rFonts w:ascii="Calibri" w:cs="Calibri" w:eastAsia="Calibri" w:hAnsi="Calibri"/>
+                <w:b w:val="false"/>
+                <w:bCs w:val="false"/>
+                <w:sz w:val="19"/>
+                <w:szCs w:val="19"/>
+              </w:rPr>
+              <w:t xml:space="preserve">Alta</w:t>
+            </w:r>
+          </w:p>
+        </w:tc>
+        <w:tc>
+          <w:tcPr>
+            <w:tcW w:type="dxa" w:w="3759"/>
+            <w:tcMar>
+              <w:top w:type="dxa" w:w="60"/>
+              <w:left w:type="dxa" w:w="90"/>
+              <w:bottom w:type="dxa" w:w="60"/>
+              <w:right w:type="dxa" w:w="90"/>
+            </w:tcMar>
+          </w:tcPr>
+          <w:p>
+            <w:pPr>
+              <w:spacing w:after="40"/>
+            </w:pPr>
+            <w:r>
+              <w:rPr>
+                <w:rFonts w:ascii="Calibri" w:cs="Calibri" w:eastAsia="Calibri" w:hAnsi="Calibri"/>
+                <w:b w:val="false"/>
+                <w:bCs w:val="false"/>
+                <w:sz w:val="19"/>
+                <w:szCs w:val="19"/>
+              </w:rPr>
+              <w:t xml:space="preserve">Procedura pronta (Procedura_Richieste_Interessati.docx): da adottare</w:t>
+            </w:r>
+          </w:p>
+        </w:tc>
+        <w:tc>
+          <w:tcPr>
+            <w:tcW w:type="dxa" w:w="1157"/>
+            <w:tcMar>
+              <w:top w:type="dxa" w:w="60"/>
+              <w:left w:type="dxa" w:w="90"/>
+              <w:bottom w:type="dxa" w:w="60"/>
+              <w:right w:type="dxa" w:w="90"/>
+            </w:tcMar>
+          </w:tcPr>
+          <w:p>
+            <w:pPr>
+              <w:spacing w:after="40"/>
+            </w:pPr>
+            <w:r>
+              <w:rPr>
+                <w:rFonts w:ascii="Calibri" w:cs="Calibri" w:eastAsia="Calibri" w:hAnsi="Calibri"/>
+                <w:b w:val="false"/>
+                <w:bCs w:val="false"/>
+                <w:sz w:val="19"/>
+                <w:szCs w:val="19"/>
+              </w:rPr>
+              <w:t xml:space="preserve">Art. 12-22</w:t>
+            </w:r>
+          </w:p>
+        </w:tc>
+      </w:tr>
+      <w:tr>
+        <w:tc>
+          <w:tcPr>
+            <w:tcW w:type="dxa" w:w="3662"/>
+            <w:tcMar>
+              <w:top w:type="dxa" w:w="60"/>
+              <w:left w:type="dxa" w:w="90"/>
+              <w:bottom w:type="dxa" w:w="60"/>
+              <w:right w:type="dxa" w:w="90"/>
+            </w:tcMar>
+          </w:tcPr>
+          <w:p>
+            <w:pPr>
+              <w:spacing w:after="40"/>
+            </w:pPr>
+            <w:r>
+              <w:rPr>
+                <w:rFonts w:ascii="Calibri" w:cs="Calibri" w:eastAsia="Calibri" w:hAnsi="Calibri"/>
+                <w:b w:val="false"/>
+                <w:bCs w:val="false"/>
+                <w:sz w:val="19"/>
+                <w:szCs w:val="19"/>
+              </w:rPr>
+              <w:t xml:space="preserve">Conservazione di trascrizioni e recap</w:t>
+            </w:r>
+          </w:p>
+        </w:tc>
+        <w:tc>
+          <w:tcPr>
+            <w:tcW w:type="dxa" w:w="1060"/>
+            <w:tcMar>
+              <w:top w:type="dxa" w:w="60"/>
+              <w:left w:type="dxa" w:w="90"/>
+              <w:bottom w:type="dxa" w:w="60"/>
+              <w:right w:type="dxa" w:w="90"/>
+            </w:tcMar>
+          </w:tcPr>
+          <w:p>
+            <w:pPr>
+              <w:spacing w:after="40"/>
+            </w:pPr>
+            <w:r>
+              <w:rPr>
+                <w:rFonts w:ascii="Calibri" w:cs="Calibri" w:eastAsia="Calibri" w:hAnsi="Calibri"/>
+                <w:b w:val="false"/>
+                <w:bCs w:val="false"/>
+                <w:sz w:val="19"/>
+                <w:szCs w:val="19"/>
+              </w:rPr>
               <w:t xml:space="preserve">Media</w:t>
             </w:r>
           </w:p>
@@ -1945,7 +2157,7 @@
                 <w:sz w:val="19"/>
                 <w:szCs w:val="19"/>
               </w:rPr>
-              <w:t xml:space="preserve">Aggiornato: da validare e firmare</w:t>
+              <w:t xml:space="preserve">Proposta: 24 mesi dalla riunione; da confermare e poi automatizzare</w:t>
             </w:r>
           </w:p>
         </w:tc>
@@ -1971,7 +2183,113 @@
                 <w:sz w:val="19"/>
                 <w:szCs w:val="19"/>
               </w:rPr>
-              <w:t xml:space="preserve">Art. 30</w:t>
+              <w:t xml:space="preserve">Art. 5.1.e</w:t>
+            </w:r>
+          </w:p>
+        </w:tc>
+      </w:tr>
+      <w:tr>
+        <w:tc>
+          <w:tcPr>
+            <w:tcW w:type="dxa" w:w="3662"/>
+            <w:tcMar>
+              <w:top w:type="dxa" w:w="60"/>
+              <w:left w:type="dxa" w:w="90"/>
+              <w:bottom w:type="dxa" w:w="60"/>
+              <w:right w:type="dxa" w:w="90"/>
+            </w:tcMar>
+          </w:tcPr>
+          <w:p>
+            <w:pPr>
+              <w:spacing w:after="40"/>
+            </w:pPr>
+            <w:r>
+              <w:rPr>
+                <w:rFonts w:ascii="Calibri" w:cs="Calibri" w:eastAsia="Calibri" w:hAnsi="Calibri"/>
+                <w:b w:val="false"/>
+                <w:bCs w:val="false"/>
+                <w:sz w:val="19"/>
+                <w:szCs w:val="19"/>
+              </w:rPr>
+              <w:t xml:space="preserve">Registro dei trattamenti (RoPA) e DPIA</w:t>
+            </w:r>
+          </w:p>
+        </w:tc>
+        <w:tc>
+          <w:tcPr>
+            <w:tcW w:type="dxa" w:w="1060"/>
+            <w:tcMar>
+              <w:top w:type="dxa" w:w="60"/>
+              <w:left w:type="dxa" w:w="90"/>
+              <w:bottom w:type="dxa" w:w="60"/>
+              <w:right w:type="dxa" w:w="90"/>
+            </w:tcMar>
+          </w:tcPr>
+          <w:p>
+            <w:pPr>
+              <w:spacing w:after="40"/>
+            </w:pPr>
+            <w:r>
+              <w:rPr>
+                <w:rFonts w:ascii="Calibri" w:cs="Calibri" w:eastAsia="Calibri" w:hAnsi="Calibri"/>
+                <w:b w:val="false"/>
+                <w:bCs w:val="false"/>
+                <w:sz w:val="19"/>
+                <w:szCs w:val="19"/>
+              </w:rPr>
+              <w:t xml:space="preserve">Media</w:t>
+            </w:r>
+          </w:p>
+        </w:tc>
+        <w:tc>
+          <w:tcPr>
+            <w:tcW w:type="dxa" w:w="3759"/>
+            <w:tcMar>
+              <w:top w:type="dxa" w:w="60"/>
+              <w:left w:type="dxa" w:w="90"/>
+              <w:bottom w:type="dxa" w:w="60"/>
+              <w:right w:type="dxa" w:w="90"/>
+            </w:tcMar>
+          </w:tcPr>
+          <w:p>
+            <w:pPr>
+              <w:spacing w:after="40"/>
+            </w:pPr>
+            <w:r>
+              <w:rPr>
+                <w:rFonts w:ascii="Calibri" w:cs="Calibri" w:eastAsia="Calibri" w:hAnsi="Calibri"/>
+                <w:b w:val="false"/>
+                <w:bCs w:val="false"/>
+                <w:sz w:val="19"/>
+                <w:szCs w:val="19"/>
+              </w:rPr>
+              <w:t xml:space="preserve">Aggiornati: da validare e firmare</w:t>
+            </w:r>
+          </w:p>
+        </w:tc>
+        <w:tc>
+          <w:tcPr>
+            <w:tcW w:type="dxa" w:w="1157"/>
+            <w:tcMar>
+              <w:top w:type="dxa" w:w="60"/>
+              <w:left w:type="dxa" w:w="90"/>
+              <w:bottom w:type="dxa" w:w="60"/>
+              <w:right w:type="dxa" w:w="90"/>
+            </w:tcMar>
+          </w:tcPr>
+          <w:p>
+            <w:pPr>
+              <w:spacing w:after="40"/>
+            </w:pPr>
+            <w:r>
+              <w:rPr>
+                <w:rFonts w:ascii="Calibri" w:cs="Calibri" w:eastAsia="Calibri" w:hAnsi="Calibri"/>
+                <w:b w:val="false"/>
+                <w:bCs w:val="false"/>
+                <w:sz w:val="19"/>
+                <w:szCs w:val="19"/>
+              </w:rPr>
+              <w:t xml:space="preserve">Art. 30 / 35</w:t>
             </w:r>
           </w:p>
         </w:tc>
@@ -2115,7 +2433,7 @@
           <w:sz w:val="21"/>
           <w:szCs w:val="21"/>
         </w:rPr>
-        <w:t xml:space="preserve">Hosting in Italia (Oracle Cloud, Milano); database non esposti su internet; backup in Italia.</w:t>
+        <w:t xml:space="preserve">Hosting in Italia (Oracle Cloud, Milano); database non esposti su internet; backup in Italia; staging anonimizzato in UE.</w:t>
       </w:r>
     </w:p>
     <w:p>
@@ -2133,7 +2451,7 @@
           <w:sz w:val="21"/>
           <w:szCs w:val="21"/>
         </w:rPr>
-        <w:t xml:space="preserve">Sessione: cookie HttpOnly/Secure/SameSite=Strict, revoca al logout e al cambio password, ruolo riletto dal database, scadenza per inattività.</w:t>
+        <w:t xml:space="preserve">Sessione: cookie HttpOnly/Secure/SameSite=Strict, revoca al logout e al cambio password, scadenza per inattività e massima.</w:t>
       </w:r>
     </w:p>
     <w:p>
@@ -2151,7 +2469,7 @@
           <w:sz w:val="21"/>
           <w:szCs w:val="21"/>
         </w:rPr>
-        <w:t xml:space="preserve">Isolamento per azienda e per utente su tutte le API generiche dei dati; condivisioni esplicite e vista Manager in sola lettura.</w:t>
+        <w:t xml:space="preserve">Isolamento per azienda e per utente su API, griglie, elenchi collegati e import; condivisioni gestite solo dal proprietario; vista Manager in sola lettura limitata a clienti, progetti e fatturato.</w:t>
       </w:r>
     </w:p>
     <w:p>
@@ -2169,7 +2487,7 @@
           <w:sz w:val="21"/>
           <w:szCs w:val="21"/>
         </w:rPr>
-        <w:t xml:space="preserve">Content-Security-Policy con impronte degli script; intestazioni di sicurezza; CORS limitato.</w:t>
+        <w:t xml:space="preserve">Content-Security-Policy con impronte degli script; escape dei dati nelle pagine; link limitati a http(s), mailto e percorsi.</w:t>
       </w:r>
     </w:p>
     <w:p>
@@ -2205,7 +2523,7 @@
           <w:sz w:val="21"/>
           <w:szCs w:val="21"/>
         </w:rPr>
-        <w:t xml:space="preserve">Cifratura AES-256-GCM dei token delle integrazioni e dei campi sensibili delle tabelle di lavoro principali.</w:t>
+        <w:t xml:space="preserve">Cifratura AES-256-GCM dei token delle integrazioni e di tutti i campi con dati personali; il flag di cifratura lo decide solo il server.</w:t>
       </w:r>
     </w:p>
     <w:p>
@@ -2223,7 +2541,25 @@
           <w:sz w:val="21"/>
           <w:szCs w:val="21"/>
         </w:rPr>
-        <w:t xml:space="preserve">Magic link monouso persistente; errori tecnici non esposti al browser; protezione SSRF; upload verificati.</w:t>
+        <w:t xml:space="preserve">Login Microsoft legato all'identificativo dell'account Microsoft; creazione di nuovi utenti riservata ai super-utenti.</w:t>
+      </w:r>
+    </w:p>
+    <w:p>
+      <w:pPr>
+        <w:pStyle w:val="ListParagraph"/>
+        <w:numPr>
+          <w:ilvl w:val="0"/>
+          <w:numId w:val="2"/>
+        </w:numPr>
+        <w:spacing w:after="80" w:line="264"/>
+      </w:pPr>
+      <w:r>
+        <w:rPr>
+          <w:rFonts w:ascii="Calibri" w:cs="Calibri" w:eastAsia="Calibri" w:hAnsi="Calibri"/>
+          <w:sz w:val="21"/>
+          <w:szCs w:val="21"/>
+        </w:rPr>
+        <w:t xml:space="preserve">Protezioni contro file malevoli (archivi Office «zip bomb») e richieste eccessive (limiti su push MySupport, chatbot, Assistente PM, log).</w:t>
       </w:r>
     </w:p>
     <w:p>
@@ -2372,7 +2708,7 @@
                 <w:sz w:val="19"/>
                 <w:szCs w:val="19"/>
               </w:rPr>
-              <w:t xml:space="preserve">Firmare i DPA con Oracle, Google, Microsoft, Neon, fornitori di AI</w:t>
+              <w:t xml:space="preserve">Compilare i dati del titolare e pubblicare l'informativa (privacy.html)</w:t>
             </w:r>
           </w:p>
         </w:tc>
@@ -2424,7 +2760,7 @@
                 <w:sz w:val="19"/>
                 <w:szCs w:val="19"/>
               </w:rPr>
-              <w:t xml:space="preserve">[Titolare]</w:t>
+              <w:t xml:space="preserve">[Titolare / Legale]</w:t>
             </w:r>
           </w:p>
         </w:tc>
@@ -2452,7 +2788,7 @@
                 <w:sz w:val="19"/>
                 <w:szCs w:val="19"/>
               </w:rPr>
-              <w:t xml:space="preserve">Pubblicare l'informativa privacy definitiva</w:t>
+              <w:t xml:space="preserve">Accettare e archiviare i DPA dei fornitori in uso (Oracle, Neon, Google, Microsoft, OpenAI, Anthropic, Mistral)</w:t>
             </w:r>
           </w:p>
         </w:tc>
@@ -2504,7 +2840,7 @@
                 <w:sz w:val="19"/>
                 <w:szCs w:val="19"/>
               </w:rPr>
-              <w:t xml:space="preserve">[Legale / DPO]</w:t>
+              <w:t xml:space="preserve">[Titolare]</w:t>
             </w:r>
           </w:p>
         </w:tc>
@@ -2532,7 +2868,7 @@
                 <w:sz w:val="19"/>
                 <w:szCs w:val="19"/>
               </w:rPr>
-              <w:t xml:space="preserve">Validare RoPA e DPIA aggiornati</w:t>
+              <w:t xml:space="preserve">Sostituire il Gmail gratuito per le email di servizio (Google Workspace o servizio con DPA in UE)</w:t>
             </w:r>
           </w:p>
         </w:tc>
@@ -2584,7 +2920,7 @@
                 <w:sz w:val="19"/>
                 <w:szCs w:val="19"/>
               </w:rPr>
-              <w:t xml:space="preserve">[DPO]</w:t>
+              <w:t xml:space="preserve">[Titolare / IT]</w:t>
             </w:r>
           </w:p>
         </w:tc>
@@ -2612,7 +2948,7 @@
                 <w:sz w:val="19"/>
                 <w:szCs w:val="19"/>
               </w:rPr>
-              <w:t xml:space="preserve">Procedura scritta per le richieste degli interessati (via email)</w:t>
+              <w:t xml:space="preserve">Usare solo chiavi Gemini a pagamento quando si trattano dati personali</w:t>
             </w:r>
           </w:p>
         </w:tc>
@@ -2638,7 +2974,7 @@
                 <w:sz w:val="19"/>
                 <w:szCs w:val="19"/>
               </w:rPr>
-              <w:t xml:space="preserve">Media</w:t>
+              <w:t xml:space="preserve">Alta</w:t>
             </w:r>
           </w:p>
         </w:tc>
@@ -2664,7 +3000,7 @@
                 <w:sz w:val="19"/>
                 <w:szCs w:val="19"/>
               </w:rPr>
-              <w:t xml:space="preserve">[Titolare]</w:t>
+              <w:t xml:space="preserve">[IT]</w:t>
             </w:r>
           </w:p>
         </w:tc>
@@ -2692,7 +3028,7 @@
                 <w:sz w:val="19"/>
                 <w:szCs w:val="19"/>
               </w:rPr>
-              <w:t xml:space="preserve">Conservazione automatica dei dati applicativi e degli account inattivi</w:t>
+              <w:t xml:space="preserve">Confermare la conservazione delle trascrizioni (proposta 24 mesi) e attivarne la cancellazione automatica</w:t>
             </w:r>
           </w:p>
         </w:tc>
@@ -2744,7 +3080,87 @@
                 <w:sz w:val="19"/>
                 <w:szCs w:val="19"/>
               </w:rPr>
-              <w:t xml:space="preserve">[IT]</w:t>
+              <w:t xml:space="preserve">[Titolare] → [IT]</w:t>
+            </w:r>
+          </w:p>
+        </w:tc>
+      </w:tr>
+      <w:tr>
+        <w:tc>
+          <w:tcPr>
+            <w:tcW w:type="dxa" w:w="5976"/>
+            <w:tcMar>
+              <w:top w:type="dxa" w:w="60"/>
+              <w:left w:type="dxa" w:w="90"/>
+              <w:bottom w:type="dxa" w:w="60"/>
+              <w:right w:type="dxa" w:w="90"/>
+            </w:tcMar>
+          </w:tcPr>
+          <w:p>
+            <w:pPr>
+              <w:spacing w:after="40"/>
+            </w:pPr>
+            <w:r>
+              <w:rPr>
+                <w:rFonts w:ascii="Calibri" w:cs="Calibri" w:eastAsia="Calibri" w:hAnsi="Calibri"/>
+                <w:b w:val="false"/>
+                <w:bCs w:val="false"/>
+                <w:sz w:val="19"/>
+                <w:szCs w:val="19"/>
+              </w:rPr>
+              <w:t xml:space="preserve">Validare RoPA e DPIA, adottare avviso ai partecipanti e procedura richieste</w:t>
+            </w:r>
+          </w:p>
+        </w:tc>
+        <w:tc>
+          <w:tcPr>
+            <w:tcW w:type="dxa" w:w="1253"/>
+            <w:tcMar>
+              <w:top w:type="dxa" w:w="60"/>
+              <w:left w:type="dxa" w:w="90"/>
+              <w:bottom w:type="dxa" w:w="60"/>
+              <w:right w:type="dxa" w:w="90"/>
+            </w:tcMar>
+          </w:tcPr>
+          <w:p>
+            <w:pPr>
+              <w:spacing w:after="40"/>
+            </w:pPr>
+            <w:r>
+              <w:rPr>
+                <w:rFonts w:ascii="Calibri" w:cs="Calibri" w:eastAsia="Calibri" w:hAnsi="Calibri"/>
+                <w:b w:val="false"/>
+                <w:bCs w:val="false"/>
+                <w:sz w:val="19"/>
+                <w:szCs w:val="19"/>
+              </w:rPr>
+              <w:t xml:space="preserve">Media</w:t>
+            </w:r>
+          </w:p>
+        </w:tc>
+        <w:tc>
+          <w:tcPr>
+            <w:tcW w:type="dxa" w:w="2409"/>
+            <w:tcMar>
+              <w:top w:type="dxa" w:w="60"/>
+              <w:left w:type="dxa" w:w="90"/>
+              <w:bottom w:type="dxa" w:w="60"/>
+              <w:right w:type="dxa" w:w="90"/>
+            </w:tcMar>
+          </w:tcPr>
+          <w:p>
+            <w:pPr>
+              <w:spacing w:after="40"/>
+            </w:pPr>
+            <w:r>
+              <w:rPr>
+                <w:rFonts w:ascii="Calibri" w:cs="Calibri" w:eastAsia="Calibri" w:hAnsi="Calibri"/>
+                <w:b w:val="false"/>
+                <w:bCs w:val="false"/>
+                <w:sz w:val="19"/>
+                <w:szCs w:val="19"/>
+              </w:rPr>
+              <w:t xml:space="preserve">[DPO / Titolare]</w:t>
             </w:r>
           </w:p>
         </w:tc>

--- a/Documentazione/Legal/GDPR_Gap_Analysis.docx
+++ b/Documentazione/Legal/GDPR_Gap_Analysis.docx
@@ -47,7 +47,7 @@
           <w:sz w:val="24"/>
           <w:szCs w:val="24"/>
         </w:rPr>
-        <w:t xml:space="preserve">Conformità al GDPR (Reg. UE 2016/679) — stato al 17 ottobre 2026</w:t>
+        <w:t xml:space="preserve">Conformità al GDPR (Reg. UE 2016/679) — stato al 22 ottobre 2026</w:t>
       </w:r>
     </w:p>
     <w:p>
@@ -61,7 +61,7 @@
           <w:sz w:val="21"/>
           <w:szCs w:val="21"/>
         </w:rPr>
-        <w:t xml:space="preserve">Versione del 17 ottobre 2026</w:t>
+        <w:t xml:space="preserve">Versione del 22 ottobre 2026</w:t>
       </w:r>
     </w:p>
     <w:p>
@@ -125,7 +125,7 @@
           <w:sz w:val="21"/>
           <w:szCs w:val="21"/>
         </w:rPr>
-        <w:t xml:space="preserve">La piattaforma è ospitata su Oracle Cloud in Italia e la sicurezza applicativa è stata rafforzata con tre revisioni (8 e 17 ottobre, quest'ultima con oltre 60 problemi corretti). Al 17 ottobre 2026 i punti tecnici sono chiusi; per gli adempimenti organizzativi sono pronte le bozze (informativa, avviso ai partecipanti, elenco dei sub-responsabili, procedura per gli interessati). Restano da fare le firme, le validazioni del DPO e due scelte del titolare: la conservazione delle trascrizioni e il servizio di invio delle email.</w:t>
+        <w:t xml:space="preserve">La piattaforma è ospitata su Oracle Cloud in Italia e la sicurezza applicativa è stata rafforzata con tre revisioni (8 e 17 ottobre, quest'ultima con oltre 60 problemi corretti). Al 17 ottobre 2026 i punti tecnici sono chiusi; per gli adempimenti organizzativi sono pronte le bozze (informativa, avviso ai partecipanti, elenco dei sub-responsabili, procedura per gli interessati). Restano da fare le firme, le validazioni del DPO e due scelte del titolare: la conservazione delle trascrizioni e il servizio di invio delle email. Il 22 ottobre 2026 è stato aggiunto lo strato di anonimizzazione (pseudonimizzazione) dei dati inviati alle AI esterne.</w:t>
       </w:r>
     </w:p>
     <w:p>
@@ -247,7 +247,7 @@
                 <w:sz w:val="19"/>
                 <w:szCs w:val="19"/>
               </w:rPr>
-              <w:t xml:space="preserve">Stato al 17 ottobre 2026</w:t>
+              <w:t xml:space="preserve">Stato al 22 ottobre 2026</w:t>
             </w:r>
           </w:p>
         </w:tc>
@@ -1654,6 +1654,112 @@
                 <w:szCs w:val="19"/>
               </w:rPr>
               <w:t xml:space="preserve">Art. 32 / 33</w:t>
+            </w:r>
+          </w:p>
+        </w:tc>
+      </w:tr>
+      <w:tr>
+        <w:tc>
+          <w:tcPr>
+            <w:tcW w:type="dxa" w:w="3662"/>
+            <w:tcMar>
+              <w:top w:type="dxa" w:w="60"/>
+              <w:left w:type="dxa" w:w="90"/>
+              <w:bottom w:type="dxa" w:w="60"/>
+              <w:right w:type="dxa" w:w="90"/>
+            </w:tcMar>
+          </w:tcPr>
+          <w:p>
+            <w:pPr>
+              <w:spacing w:after="40"/>
+            </w:pPr>
+            <w:r>
+              <w:rPr>
+                <w:rFonts w:ascii="Calibri" w:cs="Calibri" w:eastAsia="Calibri" w:hAnsi="Calibri"/>
+                <w:b w:val="false"/>
+                <w:bCs w:val="false"/>
+                <w:sz w:val="19"/>
+                <w:szCs w:val="19"/>
+              </w:rPr>
+              <w:t xml:space="preserve">Dati personali inviati in chiaro alle AI esterne</w:t>
+            </w:r>
+          </w:p>
+        </w:tc>
+        <w:tc>
+          <w:tcPr>
+            <w:tcW w:type="dxa" w:w="1060"/>
+            <w:tcMar>
+              <w:top w:type="dxa" w:w="60"/>
+              <w:left w:type="dxa" w:w="90"/>
+              <w:bottom w:type="dxa" w:w="60"/>
+              <w:right w:type="dxa" w:w="90"/>
+            </w:tcMar>
+          </w:tcPr>
+          <w:p>
+            <w:pPr>
+              <w:spacing w:after="40"/>
+            </w:pPr>
+            <w:r>
+              <w:rPr>
+                <w:rFonts w:ascii="Calibri" w:cs="Calibri" w:eastAsia="Calibri" w:hAnsi="Calibri"/>
+                <w:b w:val="false"/>
+                <w:bCs w:val="false"/>
+                <w:sz w:val="19"/>
+                <w:szCs w:val="19"/>
+              </w:rPr>
+              <w:t xml:space="preserve">Media</w:t>
+            </w:r>
+          </w:p>
+        </w:tc>
+        <w:tc>
+          <w:tcPr>
+            <w:tcW w:type="dxa" w:w="3759"/>
+            <w:tcMar>
+              <w:top w:type="dxa" w:w="60"/>
+              <w:left w:type="dxa" w:w="90"/>
+              <w:bottom w:type="dxa" w:w="60"/>
+              <w:right w:type="dxa" w:w="90"/>
+            </w:tcMar>
+          </w:tcPr>
+          <w:p>
+            <w:pPr>
+              <w:spacing w:after="40"/>
+            </w:pPr>
+            <w:r>
+              <w:rPr>
+                <w:rFonts w:ascii="Calibri" w:cs="Calibri" w:eastAsia="Calibri" w:hAnsi="Calibri"/>
+                <w:b w:val="false"/>
+                <w:bCs w:val="false"/>
+                <w:sz w:val="19"/>
+                <w:szCs w:val="19"/>
+              </w:rPr>
+              <w:t xml:space="preserve">Risolto il 22/10/2026: pseudonimizzazione automatica (nomi noti, regole, Presidio + spaCy) prima di ogni invio; valori ripristinati solo sul server</w:t>
+            </w:r>
+          </w:p>
+        </w:tc>
+        <w:tc>
+          <w:tcPr>
+            <w:tcW w:type="dxa" w:w="1157"/>
+            <w:tcMar>
+              <w:top w:type="dxa" w:w="60"/>
+              <w:left w:type="dxa" w:w="90"/>
+              <w:bottom w:type="dxa" w:w="60"/>
+              <w:right w:type="dxa" w:w="90"/>
+            </w:tcMar>
+          </w:tcPr>
+          <w:p>
+            <w:pPr>
+              <w:spacing w:after="40"/>
+            </w:pPr>
+            <w:r>
+              <w:rPr>
+                <w:rFonts w:ascii="Calibri" w:cs="Calibri" w:eastAsia="Calibri" w:hAnsi="Calibri"/>
+                <w:b w:val="false"/>
+                <w:bCs w:val="false"/>
+                <w:sz w:val="19"/>
+                <w:szCs w:val="19"/>
+              </w:rPr>
+              <w:t xml:space="preserve">Art. 25 / 32 / 44</w:t>
             </w:r>
           </w:p>
         </w:tc>
@@ -2560,6 +2666,24 @@
           <w:szCs w:val="21"/>
         </w:rPr>
         <w:t xml:space="preserve">Protezioni contro file malevoli (archivi Office «zip bomb») e richieste eccessive (limiti su push MySupport, chatbot, Assistente PM, log).</w:t>
+      </w:r>
+    </w:p>
+    <w:p>
+      <w:pPr>
+        <w:pStyle w:val="ListParagraph"/>
+        <w:numPr>
+          <w:ilvl w:val="0"/>
+          <w:numId w:val="2"/>
+        </w:numPr>
+        <w:spacing w:after="80" w:line="264"/>
+      </w:pPr>
+      <w:r>
+        <w:rPr>
+          <w:rFonts w:ascii="Calibri" w:cs="Calibri" w:eastAsia="Calibri" w:hAnsi="Calibri"/>
+          <w:sz w:val="21"/>
+          <w:szCs w:val="21"/>
+        </w:rPr>
+        <w:t xml:space="preserve">Anonymization Layer (dal 22 ottobre 2026): prima di ogni invio a un'AI esterna (OpenAI, Anthropic, Google, Mistral) Projexa sostituisce i dati personali (nomi di persone e aziende, email, telefoni, IBAN, codici fiscali, partite IVA, documenti) con segnaposto anonimi, riconosciuti con i nomi già presenti in Projexa, con regole e con Microsoft Presidio + spaCy (modello italiano, sul server in Italia); i valori veri vengono rimessi solo sul server di Projexa quando arriva la risposta. Le corrispondenze restano in memoria o, per le richieste Batch, cifrate per al massimo 7 giorni. Non sono anonimizzabili immagini, PDF scansionati e audio.</w:t>
       </w:r>
     </w:p>
     <w:p>
